--- a/ladeklar/docs/recht/pdf/UNTERAUFTRAGSVERARBEITER.docx
+++ b/ladeklar/docs/recht/pdf/UNTERAUFTRAGSVERARBEITER.docx
@@ -396,19 +396,19 @@
               <w:jc w:val="left"/>
             </w:pPr>
             <w:r>
-              <w:t xml:space="preserve">[E-Mail-Versanddienst], [Anschrift]</w:t>
-            </w:r>
-          </w:p>
-        </w:tc>
-        <w:tc>
-          <w:tcPr/>
-          <w:p>
-            <w:pPr>
-              <w:pStyle w:val="Compact"/>
-              <w:jc w:val="left"/>
-            </w:pPr>
-            <w:r>
-              <w:t xml:space="preserve">Versand von System-E-Mails (Einladung von Admins und Disponenten, Passwort zurücksetzen, Benachrichtigungen zum Konto)</w:t>
+              <w:t xml:space="preserve">[E-Mail-Versanddienst, nur falls eingesetzt], [Anschrift]</w:t>
+            </w:r>
+          </w:p>
+        </w:tc>
+        <w:tc>
+          <w:tcPr/>
+          <w:p>
+            <w:pPr>
+              <w:pStyle w:val="Compact"/>
+              <w:jc w:val="left"/>
+            </w:pPr>
+            <w:r>
+              <w:t xml:space="preserve">Versand von System-E-Mails (Einladung von Admins und Disponenten, Benachrichtigungen zum Konto)</w:t>
             </w:r>
           </w:p>
         </w:tc>
@@ -474,6 +474,24 @@
         </w:tc>
       </w:tr>
     </w:tbl>
+    <w:p>
+      <w:pPr>
+        <w:pStyle w:val="BlockText"/>
+      </w:pPr>
+      <w:r>
+        <w:rPr>
+          <w:bCs/>
+          <w:b/>
+        </w:rPr>
+        <w:t xml:space="preserve">Prüfhinweis (Technik):</w:t>
+      </w:r>
+      <w:r>
+        <w:t xml:space="preserve"> </w:t>
+      </w:r>
+      <w:r>
+        <w:t xml:space="preserve">Die Plattform versendet derzeit keine E-Mails (Stand 17.10.2026). Zugangsdaten zeigt sie einmalig auf dem Bildschirm an; die Lizenzgeber-Konsole bietet nur einen vorbereiteten Willkommenstext für das eigene E-Mail-Programm des Anbieters. Zeile 3 streichen, solange kein Versanddienst eingesetzt wird.</w:t>
+      </w:r>
+    </w:p>
     <w:bookmarkEnd w:id="20"/>
     <w:bookmarkStart w:id="21" w:name="Xb77d2320856e05e5262bb7cfb7e1d1516dc7b94"/>
     <w:p>
@@ -896,10 +914,7 @@
         <w:t xml:space="preserve"> </w:t>
       </w:r>
       <w:r>
-        <w:t xml:space="preserve">Ob Push-Dienste Unterauftragsverarbeiter (Art. 28 Abs. 2 DSGVO) oder eigenständige Übermittlungsdienste sind, ist nicht abschließend geklärt. Für Web-Push spricht vieles für eine bloße Transportfunktion (verschlüsselte Nutzlast, Dienst vom Browser vorgegeben, kein Vertrag des Anbieters mit Mozilla oder Microsoft). Bei der White-Label-App schließt der Anbieter bzw. Kunde dagegen Verträge mit Google (Firebase) und Apple; dort ist eine Einordnung als Unterauftragsverarbeiter naheliegend. Die Liste führt die Dienste vorsorglich transparent auf. Vor Veröffentlichung: (a) tatsächlich vorkommende Endpunkt-Hosts aus den gespeicherten Abonnements auswerten (z. B.</w:t>
-      </w:r>
-      <w:r>
-        <w:t xml:space="preserve"> </w:t>
+        <w:t xml:space="preserve">Ob Push-Dienste Unterauftragsverarbeiter (Art. 28 Abs. 2 DSGVO) oder eigenständige Übermittlungsdienste sind, ist nicht abschließend geklärt. Für Web-Push spricht vieles für eine bloße Transportfunktion (verschlüsselte Nutzlast, Dienst vom Browser vorgegeben, kein Vertrag des Anbieters mit Mozilla oder Microsoft). Bei der White-Label-App schließt der Anbieter bzw. Kunde dagegen Verträge mit Google (Firebase) und Apple; dort ist eine Einordnung als Unterauftragsverarbeiter naheliegend. Die Liste führt die Dienste vorsorglich transparent auf. Vor Veröffentlichung: (a) die Liste mit der Technik abgleichen – der Server nimmt seit 17.10.2026 nur Abonnements dieser Push-Dienste an (</w:t>
       </w:r>
       <w:r>
         <w:rPr>
@@ -917,10 +932,40 @@
         <w:rPr>
           <w:rStyle w:val="VerbatimChar"/>
         </w:rPr>
+        <w:t xml:space="preserve">*.push.apple.com</w:t>
+      </w:r>
+      <w:r>
+        <w:t xml:space="preserve"> </w:t>
+      </w:r>
+      <w:r>
+        <w:t xml:space="preserve">wie</w:t>
+      </w:r>
+      <w:r>
+        <w:t xml:space="preserve"> </w:t>
+      </w:r>
+      <w:r>
+        <w:rPr>
+          <w:rStyle w:val="VerbatimChar"/>
+        </w:rPr>
         <w:t xml:space="preserve">web.push.apple.com</w:t>
       </w:r>
       <w:r>
         <w:t xml:space="preserve">,</w:t>
+      </w:r>
+      <w:r>
+        <w:t xml:space="preserve"> </w:t>
+      </w:r>
+      <w:r>
+        <w:rPr>
+          <w:rStyle w:val="VerbatimChar"/>
+        </w:rPr>
+        <w:t xml:space="preserve">push.services.mozilla.com</w:t>
+      </w:r>
+      <w:r>
+        <w:t xml:space="preserve"> </w:t>
+      </w:r>
+      <w:r>
+        <w:t xml:space="preserve">mit Unteradressen wie</w:t>
       </w:r>
       <w:r>
         <w:t xml:space="preserve"> </w:t>
@@ -944,7 +989,34 @@
         <w:t xml:space="preserve">*.notify.windows.com</w:t>
       </w:r>
       <w:r>
-        <w:t xml:space="preserve">), (b) DPF-Zertifizierung je Unternehmen in der offiziellen Liste prüfen (dataprivacyframework.gov), (c) Vertragspartner und Auftragsverarbeitungsbedingungen von Firebase und Apple dokumentieren. Zum DPF: Klage abgewiesen durch das EuG am 03.09.2025 (T-553/23), Rechtsmittel C-703/25 P beim EuGH anhängig.</w:t>
+        <w:t xml:space="preserve">;</w:t>
+      </w:r>
+      <w:r>
+        <w:t xml:space="preserve"> </w:t>
+      </w:r>
+      <w:r>
+        <w:rPr>
+          <w:rStyle w:val="VerbatimChar"/>
+        </w:rPr>
+        <w:t xml:space="preserve">pushEndpointOk</w:t>
+      </w:r>
+      <w:r>
+        <w:t xml:space="preserve"> </w:t>
+      </w:r>
+      <w:r>
+        <w:t xml:space="preserve">in</w:t>
+      </w:r>
+      <w:r>
+        <w:t xml:space="preserve"> </w:t>
+      </w:r>
+      <w:r>
+        <w:rPr>
+          <w:rStyle w:val="VerbatimChar"/>
+        </w:rPr>
+        <w:t xml:space="preserve">server/index.js</w:t>
+      </w:r>
+      <w:r>
+        <w:t xml:space="preserve">); ein neuer Dienst eines Browsers erfordert eine Änderung dort und hier, (b) DPF-Zertifizierung je Unternehmen in der offiziellen Liste prüfen (dataprivacyframework.gov), (c) Vertragspartner und Auftragsverarbeitungsbedingungen von Firebase und Apple dokumentieren. Zum DPF: Klage abgewiesen durch das EuG am 03.09.2025 (T-553/23), Rechtsmittel C-703/25 P beim EuGH anhängig.</w:t>
       </w:r>
     </w:p>
     <w:bookmarkEnd w:id="21"/>
@@ -998,7 +1070,7 @@
         <w:pStyle w:val="Compact"/>
       </w:pPr>
       <w:r>
-        <w:t xml:space="preserve">Navigationsdienste (Google Maps, Apple Karten), die die Fahrer-App lediglich mit der Zieladresse öffnet; die Plattform bindet keine Karten ein;</w:t>
+        <w:t xml:space="preserve">Navigationsdienste (Apple Karten auf iPhone und iPad, Google Maps auf anderen Geräten), die die Fahrer-App erst nach einem Tippen lediglich mit der Zieladresse öffnet, sowie Google Maps, das sich beim Klick auf den Link „Standort“ im Verlauf einer Lieferung mit den Koordinaten öffnet; die Plattform bindet keine Karten ein;</w:t>
       </w:r>
     </w:p>
     <w:p>
